--- a/ky/wisdom-stories/sacrificial-meat.docx
+++ b/ky/wisdom-stories/sacrificial-meat.docx
@@ -39,7 +39,7 @@
           <w:sz w:val="22"/>
           <w:lang w:val="ky-KG"/>
         </w:rPr>
-        <w:t>Мектептин 5-классында окучумун. Эч кимге муктаж эмес элек. Куруучу болуп иштеген атам курулуп жаткан бир турак жай кооперативине мүчө болгон. «Алты-жети айга жетпей өз үйүбүзгө көчөбүз» деп кыялданчубуз.</w:t>
+        <w:t>Мектептин 5-классында окучумун. Эч кимге муктаж эмес элек. Куруучу болуп иштеген атам курулуп жаткан бир турак жай кооперативине мүчө болгон. «Алты-жети айдан кийин өз үйүбүзгө көчөбүз» деп кыялданчубуз.</w:t>
       </w:r>
     </w:p>
     <w:p>
@@ -57,7 +57,7 @@
           <w:sz w:val="22"/>
           <w:lang w:val="ky-KG"/>
         </w:rPr>
-        <w:t>Бир күнү эртең менен катуу силкинүүдөн ойгондук. Жер титирептир. Кудайга шүгүр, бизге да, жакындарыбызга да жамандык болгон жок. Үйүбүздөгү эч ким жабыркабады. Бирок үйүбүз да, жаныбыз да аман болгону менен, бул окуя үй-бүлөбүзгө башка мүшкүл алып келди: жер титирөөдөн улам курулуш иштери токтоп, атам жумушсуз калды.</w:t>
+        <w:t>Бир күнү эртең менен катуу силкинүүдөн ойгондук. Жер титирептир. Кудайга шүгүр, бизге да, жакын айланабызга да жамандык болгон жок. Имаратыбыздагы эч ким жабыркаган жок. Бирок үйүбүз да, жаныбыз да аман болгону менен, бул окуя үй-бүлөбүзгө башка мүшкүл алып келди: жер титирөөдөн улам курулуш иштери токтоп, атам жумушсуз калды.</w:t>
       </w:r>
     </w:p>
     <w:p>
@@ -129,7 +129,7 @@
           <w:sz w:val="22"/>
           <w:lang w:val="ky-KG"/>
         </w:rPr>
-        <w:t>Бир нече сааттан кийин каалгалаш кошунабыз шашып кирип келди. Жүзүндө коркунучтуу санаа бар эле.</w:t>
+        <w:t>Бир нече сааттан кийин каалга кошунабыз шашып кирип келди. Жүзүндө коркунучтуу кебете бар эле.</w:t>
       </w:r>
     </w:p>
     <w:p>
@@ -165,7 +165,7 @@
           <w:sz w:val="22"/>
           <w:lang w:val="ky-KG"/>
         </w:rPr>
-        <w:t>Ооруканага жеткенибизде атамдын жүзү кубарып кетиптир. Колу-буту таңылуу болчу. Кызыл жарыкка карабай катуу ылдамдыкта келген машина атамды сүзүп кетиптир. Биз анын тирүү калганына шүгүр кылып жатсак, атам көзүнөн аккан жашын уяла жашырууга аракеттенип: «Эмнеге тирүү калдым, силерге дагы жүк болдум», — дечү.</w:t>
+        <w:t>Ооруканага жеткенибизде атамдын жүзү кубарып кетиптир. Колу-буту таңылуу болчу. Кызыл жарыкка карабай катуу ылдамдыкта келген машина атамды сүзүп кетиптир. Биз анын тирүү калганына дуба кылып жатсак, атам көзүнөн аккан жашын уяла жашырууга аракеттенип: «Эмнеге тирүү калдым, силерге дагы жүк болдум», — дечү.</w:t>
       </w:r>
     </w:p>
     <w:p>
@@ -219,7 +219,7 @@
           <w:sz w:val="22"/>
           <w:lang w:val="ky-KG"/>
         </w:rPr>
-        <w:t xml:space="preserve">Артынан Курман айт келди. Ичимден: «Үйүбүздө он эки батир бар, көбү курмандык чалат. Кандай болсо да бизге да бир үлүш беришер, апам да мен жакшы көргөн эт тамактардан бышырар», — деп ойлодум. Терезеден карап турсам, маңдайдагы бош жерде малдар союлуп, териси сыйрылып, чара-табак эт үйлөргө ташылып жатты. </w:t>
+        <w:t>Артынан Курман айт келди. Ичимден: «Үйүбүздө он эки батир бар, көбү курмандык чалат. Кандай болсо да бизге да бир үлүш беришер, апам да мен жакшы көргөн эт тамактардан бышырар», — деп ойлодум. Терезеден карап турсам, маңдайдагы бош жерде малдар союлуп, териси сыйрылып, чара-табак эт үйлөргө ташылып жатты. Ар бир эшик ачылганда үйдө куурулган эттин даамдуу жыты биздин үйгө чейин жетчү. Бирок, тилекке каршы, бизге бир кесим эт алып келген жан болгон жок.</w:t>
       </w:r>
       <w:r>
         <w:rPr>
@@ -228,7 +228,6 @@
           <w:sz w:val="22"/>
           <w:lang w:val="ky-KG"/>
         </w:rPr>
-        <w:t>Ар бир эшик ачылганда үйдө куурулган эттин даамдуу жыты биздин үйгө чейин жетчү. Бирок, тилекке каршы, бизге бир кесим эт алып келген жан болгон жок.</w:t>
       </w:r>
     </w:p>
     <w:p>
@@ -318,7 +317,7 @@
           <w:sz w:val="22"/>
           <w:lang w:val="ky-KG"/>
         </w:rPr>
-        <w:t>Муздаткыч этке толду. Эжем дароо эт туурап, тамак камдай баштады. Казандан чыккан жыт эки күндөн бери эт эңсеген табитимди ого бетер ачты. Чыдай албай очоктун жанына келдим. Айрыга бир кесим эт илип, үйлөп оозума салайын дегенде, атамдын чоң энеме айткан сөзү кулагыма шак этти:</w:t>
+        <w:t>Муздаткыч этке толду. Эжем дароо эт туурап, тамак камдай баштады. Казандан чыккан жыт эки күндөн бери эт эңсеген табитимди ого бетер ачты. Чыдай албай очоктун жанына келдим. Вилкага бир кесим эт илип, үйлөп оозума салайын дегенде, атамдын чоң энеме айткан сөзү кулагыма шак этти:</w:t>
       </w:r>
     </w:p>
     <w:p>
@@ -354,7 +353,7 @@
           <w:sz w:val="22"/>
           <w:lang w:val="ky-KG"/>
         </w:rPr>
-        <w:t>Жүрөгүм айланып, башым тегеренип кетти. Колумдагы айрыны ыргытып, сыртка чуркап чыктым. Чоң энемдин үмүтү, ырдап жатып сааган ошол уй менин эт жегим келгени үчүн союлдубу?</w:t>
+        <w:t>Жүрөгүм айланып, башым тегеренип кетти. Колумдагы вилканы ыргытып, сыртка чуркап чыктым. Чоң энемдин үмүтү, ырдап жатып сааган ошол уй менин эт жегим келгени үчүн союлдубу?</w:t>
       </w:r>
     </w:p>
     <w:p>
@@ -372,7 +371,7 @@
           <w:sz w:val="22"/>
           <w:lang w:val="ky-KG"/>
         </w:rPr>
-        <w:t>Дасторкон жайылганда колумдан жетелеп келип отургузушту. Уялганымдан айрыны колума алып, эттен бир кесим оозума салдым. Бирок тамагымдан өтпөй, көзүмө жаш тегеренди. «Эмне болду?» — деп сурашты.</w:t>
+        <w:t>Дасторкон жайылганда колумдан жетелеп келип отургузушту. Каалабай, уялып вилканы колума алып, эттен бир кесим оозума салдым. Бирок тамагымдан өтпөй, көзүмө жаш тегеренди. «Эмне болду?» — деп сурашты.</w:t>
       </w:r>
     </w:p>
     <w:p>
@@ -408,7 +407,7 @@
           <w:sz w:val="22"/>
           <w:lang w:val="ky-KG"/>
         </w:rPr>
-        <w:t>Сабак: Майрамдын берекеси бөлүшкөндө билинет. Өз дасторконуң толуп турганда, кошунаңдын казаны бош калбасын.</w:t>
+        <w:t>Сабак: Майрам баарынын майрамы болгондо гана чыныгы майрам. Өзүбүз толуп жашап турганда, дасторконунда бир кесим эт да жокторду унутпоо — адамдык парзыбыз.</w:t>
       </w:r>
     </w:p>
     <w:p>
@@ -427,7 +426,7 @@
           <w:sz w:val="18"/>
           <w:lang w:val="ky-KG"/>
         </w:rPr>
-        <w:t>Окуя ачык интернет булактарынан алынды.</w:t>
+        <w:t>Аңгемелер ачык интернет булактарынан алынган, иллюстрациялар болсо ЖИ менен түзүлгөн.</w:t>
       </w:r>
     </w:p>
     <w:sectPr>

--- a/ky/wisdom-stories/sacrificial-meat.docx
+++ b/ky/wisdom-stories/sacrificial-meat.docx
@@ -3,432 +3,215 @@
 <w:document xmlns:wpc="http://schemas.microsoft.com/office/word/2010/wordprocessingCanvas" xmlns:cx="http://schemas.microsoft.com/office/drawing/2014/chartex" xmlns:cx1="http://schemas.microsoft.com/office/drawing/2015/9/8/chartex" xmlns:cx2="http://schemas.microsoft.com/office/drawing/2015/10/21/chartex" xmlns:cx3="http://schemas.microsoft.com/office/drawing/2016/5/9/chartex" xmlns:cx4="http://schemas.microsoft.com/office/drawing/2016/5/10/chartex" xmlns:cx5="http://schemas.microsoft.com/office/drawing/2016/5/11/chartex" xmlns:cx6="http://schemas.microsoft.com/office/drawing/2016/5/12/chartex" xmlns:cx7="http://schemas.microsoft.com/office/drawing/2016/5/13/chartex" xmlns:cx8="http://schemas.microsoft.com/office/drawing/2016/5/14/chartex" xmlns:mc="http://schemas.openxmlformats.org/markup-compatibility/2006" xmlns:aink="http://schemas.microsoft.com/office/drawing/2016/ink" xmlns:am3d="http://schemas.microsoft.com/office/drawing/2017/model3d" xmlns:o="urn:schemas-microsoft-com:office:office" xmlns:oel="http://schemas.microsoft.com/office/2019/extlst" xmlns:r="http://schemas.openxmlformats.org/officeDocument/2006/relationships" xmlns:m="http://schemas.openxmlformats.org/officeDocument/2006/math" xmlns:v="urn:schemas-microsoft-com:vml" xmlns:wp14="http://schemas.microsoft.com/office/word/2010/wordprocessingDrawing" xmlns:wp="http://schemas.openxmlformats.org/drawingml/2006/wordprocessingDrawing" xmlns:w10="urn:schemas-microsoft-com:office:word" xmlns:w="http://schemas.openxmlformats.org/wordprocessingml/2006/main" xmlns:w14="http://schemas.microsoft.com/office/word/2010/wordml" xmlns:w15="http://schemas.microsoft.com/office/word/2012/wordml" xmlns:w16cex="http://schemas.microsoft.com/office/word/2018/wordml/cex" xmlns:w16cid="http://schemas.microsoft.com/office/word/2016/wordml/cid" xmlns:w16="http://schemas.microsoft.com/office/word/2018/wordml" xmlns:w16du="http://schemas.microsoft.com/office/word/2023/wordml/word16du" xmlns:w16sdtdh="http://schemas.microsoft.com/office/word/2020/wordml/sdtdatahash" xmlns:w16sdtfl="http://schemas.microsoft.com/office/word/2024/wordml/sdtformatlock" xmlns:w16se="http://schemas.microsoft.com/office/word/2015/wordml/symex" xmlns:wpg="http://schemas.microsoft.com/office/word/2010/wordprocessingGroup" xmlns:wpi="http://schemas.microsoft.com/office/word/2010/wordprocessingInk" xmlns:wne="http://schemas.microsoft.com/office/word/2006/wordml" xmlns:wps="http://schemas.microsoft.com/office/word/2010/wordprocessingShape" mc:Ignorable="w14 w15 w16se w16cid w16 w16cex w16sdtdh w16sdtfl w16du wp14">
   <w:body>
     <w:p>
-      <w:pPr>
-        <w:pStyle w:val="Title"/>
-        <w:keepNext/>
-        <w:keepLines w:val="0"/>
-        <w:pageBreakBefore w:val="0"/>
-        <w:widowControl/>
-        <w:spacing w:line="269" w:lineRule="auto" w:after="180" w:before="0"/>
-      </w:pPr>
-      <w:bookmarkStart w:id="10172" w:name="Story_173"/>
       <w:r>
         <w:rPr>
-          <w:rFonts w:ascii="Arial" w:hAnsi="Arial"/>
           <w:b/>
-          <w:color w:val="000000"/>
-          <w:sz w:val="34"/>
-          <w:lang w:val="ky-KG"/>
+          <w:bCs/>
         </w:rPr>
         <w:t>Курмандык эти</w:t>
       </w:r>
-      <w:bookmarkEnd w:id="10172"/>
-    </w:p>
-    <w:p>
-      <w:pPr>
-        <w:keepNext w:val="0"/>
-        <w:keepLines w:val="0"/>
-        <w:pageBreakBefore w:val="0"/>
-        <w:widowControl/>
-        <w:spacing w:line="269" w:lineRule="auto" w:after="120" w:before="0"/>
-      </w:pPr>
+    </w:p>
+    <w:p>
+      <w:r>
+        <w:t>Бешинчи класста окучумун. Турмушубуз жаман эмес эле, эч кимдин жардамына муктаж эмеспиз. Атам кыш кыноочу болуп иштеп, турак жай куруу кооперативине мүчө болгон. «Алты-жети айдан кийин өз үйүбүзгө көчөбүз», — деп күн санап күтчүбүз.</w:t>
+      </w:r>
+    </w:p>
+    <w:p>
+      <w:r>
+        <w:t>Бир күнү эртең менен катуу силкинүүдөн ойгондук. Жер титирептир. Кудайга шүгүр, өзүбүз да, жакынкы кошуналарыбыз да жабыркаган жокпуз. Үйүбүздөгүлөрдүн баары аман эле. Бирок жер титирөө үй-бүлөбүзгө башка кыйынчылык алып келди: курулуштар токтоп, атам жумушсуз калды.</w:t>
+      </w:r>
+    </w:p>
+    <w:p>
+      <w:r>
+        <w:t>Канчалык үнөмдөсөк да, атамдын анда-санда тапкан оңдоо иштеринен түшкөн акчасы жетчү эмес. Кыш бою жумуш издеди. Эртең менен үмүт менен кетип, кечинде көңүлү чөгүп кайтчу.</w:t>
+      </w:r>
+    </w:p>
+    <w:p>
+      <w:r>
+        <w:t>Орозо айтка бир нече күн калганда атам үйгө сүйүнүп келди. Жумуш тааптыр!</w:t>
+      </w:r>
+    </w:p>
+    <w:p>
+      <w:r>
+        <w:t>— «Документтериңди даярдап кел», — дешти. Бүгүн жетишишим керек!</w:t>
+      </w:r>
+    </w:p>
+    <w:p>
+      <w:r>
+        <w:t>Кагаздарын алып, шашып чыгып кетти.</w:t>
+      </w:r>
+    </w:p>
+    <w:p>
+      <w:r>
+        <w:t>Бир нече сааттан кийин коңшубуз үйгө шашыла кирди. Жүзүн көрүп жүрөгүбүз түшүп кетти.</w:t>
+      </w:r>
+    </w:p>
+    <w:p>
+      <w:r>
+        <w:t>— Коркпогула, атаңар кырсыкка кабылыптыр…</w:t>
+      </w:r>
+    </w:p>
+    <w:p>
+      <w:r>
+        <w:t>Ооруканада атамдын өңү купкуу эле. Колу-буттары таңылган. Кызыл жарыкка токтобогон машина сүзүп кетиптир.</w:t>
+      </w:r>
+    </w:p>
+    <w:p>
+      <w:r>
+        <w:t>Биз анын тирүү калганына шүгүр кылып жаттык. Атам болсо көз жашын жашырууга аракеттенди.</w:t>
+      </w:r>
+    </w:p>
+    <w:p>
+      <w:r>
+        <w:t>— Ушундай болбой эле койсо эмне… Эми мени да багууга туура келет.</w:t>
+      </w:r>
+    </w:p>
+    <w:p>
+      <w:r>
+        <w:t>Бир аздан кийин атам үйгө келди. Мешибиз жагылбай, бөлмөлөр суук эле. Бир нече кошунабыз бизге көмүр сурап жергиликтүү бийликке телефон чалыптыр. Бирок «алдын ала катталуу керек болчу» деп беришпептир.</w:t>
+      </w:r>
+    </w:p>
+    <w:p>
+      <w:r>
+        <w:t>Ошентип, Орозо айтыбыз да таттуусуз, белексиз өттү.</w:t>
+      </w:r>
+    </w:p>
+    <w:p>
+      <w:r>
+        <w:t>Күн акырындап жылый баштады. Атамдын колундагы таңгыч алынды, бирок буту али айыга элек болчу.</w:t>
+      </w:r>
+    </w:p>
+    <w:p>
+      <w:r>
+        <w:t>Андан соң Курман айт келди.</w:t>
+      </w:r>
+    </w:p>
+    <w:p>
+      <w:r>
+        <w:t>Ичимде үмүт пайда болду: «Биздин үйдө он эки батир бар. Көп кошуналар курмандык чалышат. Бизге да эт беришер. Апам мен жакшы көргөн тамактардын бирин бышырат».</w:t>
+      </w:r>
+    </w:p>
+    <w:p>
+      <w:r>
+        <w:lastRenderedPageBreak/>
+        <w:t>Терезеден карап турдум. Каршыдагы бош жерде курмандыктар чалынып, эт бөлүштүрүлдү. Толгон табактар үйлөргө ташылды. Кайсы эшик ачылбасын, куурулган эттин жыты бизге чейин жетип жатты.</w:t>
+      </w:r>
+    </w:p>
+    <w:p>
+      <w:r>
+        <w:t>Бирок биздин эшик кагылган жок. Эч ким бир кесим эт да алып келген жок.</w:t>
+      </w:r>
+    </w:p>
+    <w:p>
+      <w:r>
+        <w:t>Ошол күнү айылдан чоң энем телефон чалып, майрамыбыз менен куттуктады. Үнүмдөн бир нерсе болгонун сезди.</w:t>
+      </w:r>
+    </w:p>
+    <w:p>
+      <w:r>
+        <w:t>— Эмне болду, балам? Атаңдын абалы начарладыбы? — деп тынчсыздана сурады.</w:t>
+      </w:r>
+    </w:p>
+    <w:p>
+      <w:r>
+        <w:t>— Жок, — дедим акырын. — Кошуналар бизге курмандыктын этинен беришкен жок.</w:t>
+      </w:r>
+    </w:p>
+    <w:p>
+      <w:r>
+        <w:t>Жайында чоң энемдикине барчубуз. Анын бир ую, беш-алты тоогу бар эле. Ую сүттү мол берчү. Чоң энем аны саап жатканда дайыма ырдачу.</w:t>
+      </w:r>
+    </w:p>
+    <w:p>
+      <w:r>
+        <w:t>Айттын үчүнчү күнү таң эрте эшигибиз кагылды.</w:t>
+      </w:r>
+    </w:p>
+    <w:p>
+      <w:r>
+        <w:t>Чоң энем келиптир.</w:t>
+      </w:r>
+    </w:p>
+    <w:p>
+      <w:r>
+        <w:t>Кубанып тосуп чыктык. Ал көз жашын төгүп, баарыбызды кучактады.</w:t>
+      </w:r>
+    </w:p>
+    <w:p>
+      <w:r>
+        <w:t>— Кулундарым… Силерге көп эт алып келдим!</w:t>
+      </w:r>
+    </w:p>
+    <w:p>
+      <w:r>
+        <w:t>Муздаткычты этке толтурдук. Эжем дароо бир азын туурай баштады. Көп өтпөй мештен эки күндөн бери күтүп жүргөн тамагымдын жыты чыкты.</w:t>
+      </w:r>
+    </w:p>
+    <w:p>
+      <w:r>
+        <w:t>Дасторкон жайылганча күтүүгө чыдамым жетпеди. Мештин жанына келип, айры менен бир кесим эт алдым. Үйлөп-үйлөп оозума алып баратканда атамдын сөзүн угуп калдым:</w:t>
+      </w:r>
+    </w:p>
+    <w:p>
+      <w:r>
+        <w:t>— Ай, апа… Ал уйду эмнеге сойдуңуз?</w:t>
+      </w:r>
+    </w:p>
+    <w:p>
+      <w:r>
+        <w:t>Колум абада катып калды.</w:t>
+      </w:r>
+    </w:p>
+    <w:p>
+      <w:r>
+        <w:t>Көңүлүм айнып, башым тегеренди. Айрыны коюп, сыртка чуркап чыктым.</w:t>
+      </w:r>
+    </w:p>
+    <w:p>
+      <w:r>
+        <w:t>Чоң энемдин тиричилигине тирек болгон, күн сайын ырдап сааган баягы ую… Мен эт жегим келгени үчүн союлдубу?</w:t>
+      </w:r>
+    </w:p>
+    <w:p>
+      <w:r>
+        <w:t>Дасторкон жайылганда мени да чакырышты. Баргым келген жок, бирок болбой отургузушту.</w:t>
+      </w:r>
+    </w:p>
+    <w:p>
+      <w:r>
+        <w:t>Уяла бир кесим алдым. Тамагымдан өтпөй койду. Көзүмдөн жаш акты.</w:t>
+      </w:r>
+    </w:p>
+    <w:p>
+      <w:r>
+        <w:t>— Эмне болду, балам? Кайсы жериң ооруп жатат?</w:t>
+      </w:r>
+    </w:p>
+    <w:p>
+      <w:r>
+        <w:t>— Тишим… — деп араң айттым. — Тишим катуу ооруп жатат…</w:t>
+      </w:r>
+    </w:p>
+    <w:p>
       <w:r>
         <w:rPr>
-          <w:rFonts w:ascii="Arial" w:hAnsi="Arial"/>
-          <w:color w:val="000000"/>
-          <w:sz w:val="22"/>
-          <w:lang w:val="ky-KG"/>
+          <w:b/>
+          <w:bCs/>
         </w:rPr>
-        <w:t>Мектептин 5-классында окучумун. Эч кимге муктаж эмес элек. Куруучу болуп иштеген атам курулуп жаткан бир турак жай кооперативине мүчө болгон. «Алты-жети айдан кийин өз үйүбүзгө көчөбүз» деп кыялданчубуз.</w:t>
-      </w:r>
-    </w:p>
-    <w:p>
-      <w:pPr>
-        <w:keepNext w:val="0"/>
-        <w:keepLines w:val="0"/>
-        <w:pageBreakBefore w:val="0"/>
-        <w:widowControl/>
-        <w:spacing w:line="269" w:lineRule="auto" w:after="120" w:before="0"/>
-      </w:pPr>
+        <w:lastRenderedPageBreak/>
+        <w:t>Сабак: Майрамдын кубанычы бөлүшкөндө толукталат. Жаныбыздагы муктаж адамды байкаш үчүн анын жардам сурашын күтүүнүн кереги жок. Өз убагында бөлүшүлгөн аз гана ырыскы башка бирөөнү оор курмандыкка баруудан сактап калышы мүмкүн.</w:t>
+      </w:r>
+    </w:p>
+    <w:p>
       <w:r>
         <w:rPr>
-          <w:rFonts w:ascii="Arial" w:hAnsi="Arial"/>
-          <w:color w:val="000000"/>
-          <w:sz w:val="22"/>
-          <w:lang w:val="ky-KG"/>
+          <w:i/>
+          <w:iCs/>
         </w:rPr>
-        <w:t>Бир күнү эртең менен катуу силкинүүдөн ойгондук. Жер титирептир. Кудайга шүгүр, бизге да, жакын айланабызга да жамандык болгон жок. Имаратыбыздагы эч ким жабыркаган жок. Бирок үйүбүз да, жаныбыз да аман болгону менен, бул окуя үй-бүлөбүзгө башка мүшкүл алып келди: жер титирөөдөн улам курулуш иштери токтоп, атам жумушсуз калды.</w:t>
-      </w:r>
-    </w:p>
-    <w:p>
-      <w:pPr>
-        <w:keepNext w:val="0"/>
-        <w:keepLines w:val="0"/>
-        <w:pageBreakBefore w:val="0"/>
-        <w:widowControl/>
-        <w:spacing w:line="269" w:lineRule="auto" w:after="120" w:before="0"/>
-      </w:pPr>
-      <w:r>
-        <w:rPr>
-          <w:rFonts w:ascii="Arial" w:hAnsi="Arial"/>
-          <w:color w:val="000000"/>
-          <w:sz w:val="22"/>
-          <w:lang w:val="ky-KG"/>
-        </w:rPr>
-        <w:t>Канчалык үнөмдөөгө аракет кылсак да, атам анда-санда тапкан оңдоо иштеринен түшкөн акча үй-бүлөбүздү багууга жетчү эмес.</w:t>
-      </w:r>
-    </w:p>
-    <w:p>
-      <w:pPr>
-        <w:keepNext w:val="0"/>
-        <w:keepLines w:val="0"/>
-        <w:pageBreakBefore w:val="0"/>
-        <w:widowControl/>
-        <w:spacing w:line="269" w:lineRule="auto" w:after="120" w:before="0"/>
-      </w:pPr>
-      <w:r>
-        <w:rPr>
-          <w:rFonts w:ascii="Arial" w:hAnsi="Arial"/>
-          <w:color w:val="000000"/>
-          <w:sz w:val="22"/>
-          <w:lang w:val="ky-KG"/>
-        </w:rPr>
-        <w:t>Кыш бою атама жумуш табылган жок. Үмүт менен чыгып, көңүлү чөгүп кайтып келчү.</w:t>
-      </w:r>
-    </w:p>
-    <w:p>
-      <w:pPr>
-        <w:keepNext w:val="0"/>
-        <w:keepLines w:val="0"/>
-        <w:pageBreakBefore w:val="0"/>
-        <w:widowControl/>
-        <w:spacing w:line="269" w:lineRule="auto" w:after="120" w:before="0"/>
-      </w:pPr>
-      <w:r>
-        <w:rPr>
-          <w:rFonts w:ascii="Arial" w:hAnsi="Arial"/>
-          <w:color w:val="000000"/>
-          <w:sz w:val="22"/>
-          <w:lang w:val="ky-KG"/>
-        </w:rPr>
-        <w:t>Орозо айтка бир нече күн калган. Атам үйгө сүйүнүп келди — жумуш тааптыр. «Документтериңди даярдап кел», — дешиптир. Кубанычтуу кабарды айтып, чагылгандай үйдөн чыгып кетти. «Бүгүн жетишишим керек», — деди.</w:t>
-      </w:r>
-    </w:p>
-    <w:p>
-      <w:pPr>
-        <w:keepNext w:val="0"/>
-        <w:keepLines w:val="0"/>
-        <w:pageBreakBefore w:val="0"/>
-        <w:widowControl/>
-        <w:spacing w:line="269" w:lineRule="auto" w:after="120" w:before="0"/>
-      </w:pPr>
-      <w:r>
-        <w:rPr>
-          <w:rFonts w:ascii="Arial" w:hAnsi="Arial"/>
-          <w:color w:val="000000"/>
-          <w:sz w:val="22"/>
-          <w:lang w:val="ky-KG"/>
-        </w:rPr>
-        <w:t>Бир нече сааттан кийин каалга кошунабыз шашып кирип келди. Жүзүндө коркунучтуу кебете бар эле.</w:t>
-      </w:r>
-    </w:p>
-    <w:p>
-      <w:pPr>
-        <w:keepNext w:val="0"/>
-        <w:keepLines w:val="0"/>
-        <w:pageBreakBefore w:val="0"/>
-        <w:widowControl/>
-        <w:spacing w:line="269" w:lineRule="auto" w:after="120" w:before="0"/>
-      </w:pPr>
-      <w:r>
-        <w:rPr>
-          <w:rFonts w:ascii="Arial" w:hAnsi="Arial"/>
-          <w:color w:val="000000"/>
-          <w:sz w:val="22"/>
-          <w:lang w:val="ky-KG"/>
-        </w:rPr>
-        <w:t>— Коркпогула, бирок атаңар кичине кырсыкка кабылды, — деди.</w:t>
-      </w:r>
-    </w:p>
-    <w:p>
-      <w:pPr>
-        <w:keepNext w:val="0"/>
-        <w:keepLines w:val="0"/>
-        <w:pageBreakBefore w:val="0"/>
-        <w:widowControl/>
-        <w:spacing w:line="269" w:lineRule="auto" w:after="120" w:before="0"/>
-      </w:pPr>
-      <w:r>
-        <w:rPr>
-          <w:rFonts w:ascii="Arial" w:hAnsi="Arial"/>
-          <w:color w:val="000000"/>
-          <w:sz w:val="22"/>
-          <w:lang w:val="ky-KG"/>
-        </w:rPr>
-        <w:t>Ооруканага жеткенибизде атамдын жүзү кубарып кетиптир. Колу-буту таңылуу болчу. Кызыл жарыкка карабай катуу ылдамдыкта келген машина атамды сүзүп кетиптир. Биз анын тирүү калганына дуба кылып жатсак, атам көзүнөн аккан жашын уяла жашырууга аракеттенип: «Эмнеге тирүү калдым, силерге дагы жүк болдум», — дечү.</w:t>
-      </w:r>
-    </w:p>
-    <w:p>
-      <w:pPr>
-        <w:keepNext w:val="0"/>
-        <w:keepLines w:val="0"/>
-        <w:pageBreakBefore w:val="0"/>
-        <w:widowControl/>
-        <w:spacing w:line="269" w:lineRule="auto" w:after="120" w:before="0"/>
-      </w:pPr>
-      <w:r>
-        <w:rPr>
-          <w:rFonts w:ascii="Arial" w:hAnsi="Arial"/>
-          <w:color w:val="000000"/>
-          <w:sz w:val="22"/>
-          <w:lang w:val="ky-KG"/>
-        </w:rPr>
-        <w:t>Бир аздан кийин атам үйгө чыкты. Мешибиз күйчү эмес, үйүбүз суук эле. Бир нече кошунабыз муниципалитетке телефон чалып, бизге көмүр сурашыптыр. Бирок «болбойт» дешиптир — алдын ала каттоодон өтүш керек экен.</w:t>
-      </w:r>
-    </w:p>
-    <w:p>
-      <w:pPr>
-        <w:keepNext w:val="0"/>
-        <w:keepLines w:val="0"/>
-        <w:pageBreakBefore w:val="0"/>
-        <w:widowControl/>
-        <w:spacing w:line="269" w:lineRule="auto" w:after="120" w:before="0"/>
-      </w:pPr>
-      <w:r>
-        <w:rPr>
-          <w:rFonts w:ascii="Arial" w:hAnsi="Arial"/>
-          <w:color w:val="000000"/>
-          <w:sz w:val="22"/>
-          <w:lang w:val="ky-KG"/>
-        </w:rPr>
-        <w:t>Ошентип, «кантсыз» Орозо айтыбыз да өтүп кетти. Бардык кыйынчылыкка карабай, күн бир аз жылып, атамдын колундагы таңгыч алынган, бирок буту дагы эле таңылуу болчу.</w:t>
-      </w:r>
-    </w:p>
-    <w:p>
-      <w:pPr>
-        <w:keepNext w:val="0"/>
-        <w:keepLines w:val="0"/>
-        <w:pageBreakBefore w:val="0"/>
-        <w:widowControl/>
-        <w:spacing w:line="269" w:lineRule="auto" w:after="120" w:before="0"/>
-      </w:pPr>
-      <w:r>
-        <w:rPr>
-          <w:rFonts w:ascii="Arial" w:hAnsi="Arial"/>
-          <w:color w:val="000000"/>
-          <w:sz w:val="22"/>
-          <w:lang w:val="ky-KG"/>
-        </w:rPr>
-        <w:t>Артынан Курман айт келди. Ичимден: «Үйүбүздө он эки батир бар, көбү курмандык чалат. Кандай болсо да бизге да бир үлүш беришер, апам да мен жакшы көргөн эт тамактардан бышырар», — деп ойлодум. Терезеден карап турсам, маңдайдагы бош жерде малдар союлуп, териси сыйрылып, чара-табак эт үйлөргө ташылып жатты. Ар бир эшик ачылганда үйдө куурулган эттин даамдуу жыты биздин үйгө чейин жетчү. Бирок, тилекке каршы, бизге бир кесим эт алып келген жан болгон жок.</w:t>
-      </w:r>
-      <w:r>
-        <w:rPr>
-          <w:rFonts w:ascii="Arial" w:hAnsi="Arial"/>
-          <w:color w:val="000000"/>
-          <w:sz w:val="22"/>
-          <w:lang w:val="ky-KG"/>
-        </w:rPr>
-      </w:r>
-    </w:p>
-    <w:p>
-      <w:pPr>
-        <w:keepNext w:val="0"/>
-        <w:keepLines w:val="0"/>
-        <w:pageBreakBefore w:val="0"/>
-        <w:widowControl/>
-        <w:spacing w:line="269" w:lineRule="auto" w:after="120" w:before="0"/>
-      </w:pPr>
-      <w:r>
-        <w:rPr>
-          <w:rFonts w:ascii="Arial" w:hAnsi="Arial"/>
-          <w:color w:val="000000"/>
-          <w:sz w:val="22"/>
-          <w:lang w:val="ky-KG"/>
-        </w:rPr>
-        <w:t>Ошол учурда чоң энем майрамыбыз менен куттукташ үчүн айылдан телефон чалды. Сүйлөшүп жатып, үнүмөн көңүлүм чөгүп турганын байкады. Кайра-кайра санааркап: «Атаңдын абалы начарлап кеттиби?» — деп сурады.</w:t>
-      </w:r>
-    </w:p>
-    <w:p>
-      <w:pPr>
-        <w:keepNext w:val="0"/>
-        <w:keepLines w:val="0"/>
-        <w:pageBreakBefore w:val="0"/>
-        <w:widowControl/>
-        <w:spacing w:line="269" w:lineRule="auto" w:after="120" w:before="0"/>
-      </w:pPr>
-      <w:r>
-        <w:rPr>
-          <w:rFonts w:ascii="Arial" w:hAnsi="Arial"/>
-          <w:color w:val="000000"/>
-          <w:sz w:val="22"/>
-          <w:lang w:val="ky-KG"/>
-        </w:rPr>
-        <w:t>«Жок», — дедим акырын. «Кошуналар бизге курмандык этинен беришкен жок».</w:t>
-      </w:r>
-    </w:p>
-    <w:p>
-      <w:pPr>
-        <w:keepNext w:val="0"/>
-        <w:keepLines w:val="0"/>
-        <w:pageBreakBefore w:val="0"/>
-        <w:widowControl/>
-        <w:spacing w:line="269" w:lineRule="auto" w:after="120" w:before="0"/>
-      </w:pPr>
-      <w:r>
-        <w:rPr>
-          <w:rFonts w:ascii="Arial" w:hAnsi="Arial"/>
-          <w:color w:val="000000"/>
-          <w:sz w:val="22"/>
-          <w:lang w:val="ky-KG"/>
-        </w:rPr>
-        <w:t>Жайкысын айылга, чоң энемдикине барчубуз. Анын бир уйу, беш-алты тоогу бар эле. Уйу сүттүү болчу. Чоң энем аны саап жатып ырдап берчү.</w:t>
-      </w:r>
-    </w:p>
-    <w:p>
-      <w:pPr>
-        <w:keepNext w:val="0"/>
-        <w:keepLines w:val="0"/>
-        <w:pageBreakBefore w:val="0"/>
-        <w:widowControl/>
-        <w:spacing w:line="269" w:lineRule="auto" w:after="120" w:before="0"/>
-      </w:pPr>
-      <w:r>
-        <w:rPr>
-          <w:rFonts w:ascii="Arial" w:hAnsi="Arial"/>
-          <w:color w:val="000000"/>
-          <w:sz w:val="22"/>
-          <w:lang w:val="ky-KG"/>
-        </w:rPr>
-        <w:t>Майрамдын үчүнчү күнү таң эрте эшигибиз кагылды. Келген чоң энем экен. Аны кубанып тосуп алдык. Ал баарыбызды ыйлап кучактады. «Козуларым, ай, козуларым, силерге көп эт алып келдим», — деди.</w:t>
-      </w:r>
-    </w:p>
-    <w:p>
-      <w:pPr>
-        <w:keepNext w:val="0"/>
-        <w:keepLines w:val="0"/>
-        <w:pageBreakBefore w:val="0"/>
-        <w:widowControl/>
-        <w:spacing w:line="269" w:lineRule="auto" w:after="120" w:before="0"/>
-      </w:pPr>
-      <w:r>
-        <w:rPr>
-          <w:rFonts w:ascii="Arial" w:hAnsi="Arial"/>
-          <w:color w:val="000000"/>
-          <w:sz w:val="22"/>
-          <w:lang w:val="ky-KG"/>
-        </w:rPr>
-        <w:t>Муздаткыч этке толду. Эжем дароо эт туурап, тамак камдай баштады. Казандан чыккан жыт эки күндөн бери эт эңсеген табитимди ого бетер ачты. Чыдай албай очоктун жанына келдим. Вилкага бир кесим эт илип, үйлөп оозума салайын дегенде, атамдын чоң энеме айткан сөзү кулагыма шак этти:</w:t>
-      </w:r>
-    </w:p>
-    <w:p>
-      <w:pPr>
-        <w:keepNext w:val="0"/>
-        <w:keepLines w:val="0"/>
-        <w:pageBreakBefore w:val="0"/>
-        <w:widowControl/>
-        <w:spacing w:line="269" w:lineRule="auto" w:after="120" w:before="0"/>
-      </w:pPr>
-      <w:r>
-        <w:rPr>
-          <w:rFonts w:ascii="Arial" w:hAnsi="Arial"/>
-          <w:color w:val="000000"/>
-          <w:sz w:val="22"/>
-          <w:lang w:val="ky-KG"/>
-        </w:rPr>
-        <w:t>— Эх, апа, эх! Ал уйду эмнеге сойдуң?</w:t>
-      </w:r>
-    </w:p>
-    <w:p>
-      <w:pPr>
-        <w:keepNext w:val="0"/>
-        <w:keepLines w:val="0"/>
-        <w:pageBreakBefore w:val="0"/>
-        <w:widowControl/>
-        <w:spacing w:line="269" w:lineRule="auto" w:after="120" w:before="0"/>
-      </w:pPr>
-      <w:r>
-        <w:rPr>
-          <w:rFonts w:ascii="Arial" w:hAnsi="Arial"/>
-          <w:color w:val="000000"/>
-          <w:sz w:val="22"/>
-          <w:lang w:val="ky-KG"/>
-        </w:rPr>
-        <w:t>Жүрөгүм айланып, башым тегеренип кетти. Колумдагы вилканы ыргытып, сыртка чуркап чыктым. Чоң энемдин үмүтү, ырдап жатып сааган ошол уй менин эт жегим келгени үчүн союлдубу?</w:t>
-      </w:r>
-    </w:p>
-    <w:p>
-      <w:pPr>
-        <w:keepNext w:val="0"/>
-        <w:keepLines w:val="0"/>
-        <w:pageBreakBefore w:val="0"/>
-        <w:widowControl/>
-        <w:spacing w:line="269" w:lineRule="auto" w:after="120" w:before="0"/>
-      </w:pPr>
-      <w:r>
-        <w:rPr>
-          <w:rFonts w:ascii="Arial" w:hAnsi="Arial"/>
-          <w:color w:val="000000"/>
-          <w:sz w:val="22"/>
-          <w:lang w:val="ky-KG"/>
-        </w:rPr>
-        <w:t>Дасторкон жайылганда колумдан жетелеп келип отургузушту. Каалабай, уялып вилканы колума алып, эттен бир кесим оозума салдым. Бирок тамагымдан өтпөй, көзүмө жаш тегеренди. «Эмне болду?» — деп сурашты.</w:t>
-      </w:r>
-    </w:p>
-    <w:p>
-      <w:pPr>
-        <w:keepNext/>
-        <w:keepLines w:val="0"/>
-        <w:pageBreakBefore w:val="0"/>
-        <w:widowControl/>
-        <w:spacing w:line="269" w:lineRule="auto" w:after="120" w:before="0"/>
-      </w:pPr>
-      <w:r>
-        <w:rPr>
-          <w:rFonts w:ascii="Arial" w:hAnsi="Arial"/>
-          <w:color w:val="000000"/>
-          <w:sz w:val="22"/>
-          <w:lang w:val="ky-KG"/>
-        </w:rPr>
-        <w:t>— Тишим-м-м!… — дедим. — Тишим аябай ооруп жатат.</w:t>
-      </w:r>
-    </w:p>
-    <w:p>
-      <w:pPr>
-        <w:keepNext w:val="0"/>
-        <w:keepLines w:val="0"/>
-        <w:pageBreakBefore w:val="0"/>
-        <w:widowControl/>
-        <w:spacing w:line="269" w:lineRule="auto" w:after="120" w:before="0"/>
-      </w:pPr>
-      <w:r>
-        <w:rPr>
-          <w:rFonts w:ascii="Arial" w:hAnsi="Arial"/>
-          <w:color w:val="000000"/>
-          <w:sz w:val="22"/>
-          <w:lang w:val="ky-KG"/>
-        </w:rPr>
-        <w:t>Сабак: Майрам баарынын майрамы болгондо гана чыныгы майрам. Өзүбүз толуп жашап турганда, дасторконунда бир кесим эт да жокторду унутпоо — адамдык парзыбыз.</w:t>
-      </w:r>
-    </w:p>
-    <w:p>
-      <w:pPr>
-        <w:keepNext w:val="0"/>
-        <w:keepLines w:val="0"/>
-        <w:pageBreakBefore w:val="0"/>
-        <w:widowControl/>
-        <w:spacing w:line="269" w:lineRule="auto" w:after="160" w:before="0"/>
-      </w:pPr>
-      <w:r>
-        <w:rPr>
-          <w:rFonts w:ascii="Arial" w:hAnsi="Arial"/>
-          <w:i/>
-          <w:color w:val="000000"/>
-          <w:sz w:val="18"/>
-          <w:lang w:val="ky-KG"/>
-        </w:rPr>
-        <w:t>Аңгемелер ачык интернет булактарынан алынган, иллюстрациялар болсо ЖИ менен түзүлгөн.</w:t>
-      </w:r>
-    </w:p>
+        <w:t>Аңгемелер интернеттен чогултулуп, жасалма интеллекттин жардамы менен иштелип чыккан. Бардык сүрөттөр жасалма интеллект аркылуу түзүлгөн.</w:t>
+      </w:r>
+    </w:p>
+    <w:p/>
     <w:sectPr>
       <w:headerReference w:type="even" r:id="rId7"/>
       <w:headerReference w:type="default" r:id="rId8"/>
@@ -1259,7 +1042,6 @@
     </w:pPr>
     <w:rPr>
       <w:rFonts w:asciiTheme="majorHAnsi" w:eastAsiaTheme="majorEastAsia" w:hAnsiTheme="majorHAnsi" w:cstheme="majorBidi"/>
-      <w:color w:val="000000"/>
       <w:sz w:val="40"/>
       <w:szCs w:val="40"/>
     </w:rPr>
@@ -1281,7 +1063,6 @@
     </w:pPr>
     <w:rPr>
       <w:rFonts w:asciiTheme="majorHAnsi" w:eastAsiaTheme="majorEastAsia" w:hAnsiTheme="majorHAnsi" w:cstheme="majorBidi"/>
-      <w:color w:val="000000"/>
       <w:sz w:val="32"/>
       <w:szCs w:val="32"/>
     </w:rPr>
@@ -1304,7 +1085,6 @@
     </w:pPr>
     <w:rPr>
       <w:rFonts w:eastAsiaTheme="majorEastAsia" w:cstheme="majorBidi"/>
-      <w:color w:val="000000"/>
       <w:sz w:val="28"/>
       <w:szCs w:val="28"/>
     </w:rPr>
@@ -1329,7 +1109,6 @@
       <w:rFonts w:eastAsiaTheme="majorEastAsia" w:cstheme="majorBidi"/>
       <w:i/>
       <w:iCs/>
-      <w:color w:val="000000"/>
     </w:rPr>
   </w:style>
   <w:style w:type="paragraph" w:styleId="Heading5">
@@ -1350,7 +1129,6 @@
     </w:pPr>
     <w:rPr>
       <w:rFonts w:eastAsiaTheme="majorEastAsia" w:cstheme="majorBidi"/>
-      <w:color w:val="000000"/>
     </w:rPr>
   </w:style>
   <w:style w:type="paragraph" w:styleId="Heading6">
@@ -1373,7 +1151,6 @@
       <w:rFonts w:eastAsiaTheme="majorEastAsia" w:cstheme="majorBidi"/>
       <w:i/>
       <w:iCs/>
-      <w:color w:val="000000"/>
     </w:rPr>
   </w:style>
   <w:style w:type="paragraph" w:styleId="Heading7">
@@ -1394,7 +1171,6 @@
     </w:pPr>
     <w:rPr>
       <w:rFonts w:eastAsiaTheme="majorEastAsia" w:cstheme="majorBidi"/>
-      <w:color w:val="000000"/>
     </w:rPr>
   </w:style>
   <w:style w:type="paragraph" w:styleId="Heading8">
@@ -1417,7 +1193,6 @@
       <w:rFonts w:eastAsiaTheme="majorEastAsia" w:cstheme="majorBidi"/>
       <w:i/>
       <w:iCs/>
-      <w:color w:val="000000"/>
     </w:rPr>
   </w:style>
   <w:style w:type="paragraph" w:styleId="Heading9">
@@ -1438,13 +1213,11 @@
     </w:pPr>
     <w:rPr>
       <w:rFonts w:eastAsiaTheme="majorEastAsia" w:cstheme="majorBidi"/>
-      <w:color w:val="000000"/>
     </w:rPr>
   </w:style>
   <w:style w:type="character" w:default="1" w:styleId="DefaultParagraphFont">
     <w:name w:val="Default Paragraph Font"/>
     <w:uiPriority w:val="1"/>
-    <w:semiHidden/>
     <w:unhideWhenUsed/>
   </w:style>
   <w:style w:type="table" w:default="1" w:styleId="TableNormal">
@@ -1600,7 +1373,6 @@
     </w:pPr>
     <w:rPr>
       <w:rFonts w:asciiTheme="majorHAnsi" w:eastAsiaTheme="majorEastAsia" w:hAnsiTheme="majorHAnsi" w:cstheme="majorBidi"/>
-      <w:color w:val="000000"/>
       <w:spacing w:val="-10"/>
       <w:kern w:val="28"/>
       <w:sz w:val="56"/>
@@ -1636,7 +1408,6 @@
     </w:pPr>
     <w:rPr>
       <w:rFonts w:eastAsiaTheme="majorEastAsia" w:cstheme="majorBidi"/>
-      <w:color w:val="000000"/>
       <w:spacing w:val="15"/>
       <w:sz w:val="28"/>
       <w:szCs w:val="28"/>
@@ -1671,7 +1442,6 @@
     <w:rPr>
       <w:i/>
       <w:iCs/>
-      <w:color w:val="000000"/>
     </w:rPr>
   </w:style>
   <w:style w:type="character" w:customStyle="1" w:styleId="QuoteChar">
@@ -1696,9 +1466,6 @@
       <w:ind w:left="720"/>
       <w:contextualSpacing/>
     </w:pPr>
-    <w:rPr>
-      <w:color w:val="000000"/>
-    </w:rPr>
   </w:style>
   <w:style w:type="character" w:styleId="IntenseEmphasis">
     <w:name w:val="Intense Emphasis"/>
@@ -1728,7 +1495,6 @@
     <w:rPr>
       <w:i/>
       <w:iCs/>
-      <w:color w:val="000000"/>
     </w:rPr>
   </w:style>
   <w:style w:type="character" w:customStyle="1" w:styleId="IntenseQuoteChar">
@@ -1768,9 +1534,6 @@
     <w:pPr>
       <w:spacing w:after="100"/>
     </w:pPr>
-    <w:rPr>
-      <w:color w:val="000000"/>
-    </w:rPr>
   </w:style>
   <w:style w:type="paragraph" w:customStyle="1" w:styleId="Moral">
     <w:name w:val="Moral"/>
@@ -1782,7 +1545,6 @@
     <w:rPr>
       <w:rFonts w:ascii="Arial" w:eastAsia="Arial" w:hAnsi="Arial"/>
       <w:i/>
-      <w:color w:val="000000"/>
       <w:kern w:val="0"/>
       <w:sz w:val="22"/>
       <w:szCs w:val="22"/>
@@ -1804,9 +1566,6 @@
       </w:tabs>
       <w:spacing w:after="0" w:line="240" w:lineRule="auto"/>
     </w:pPr>
-    <w:rPr>
-      <w:color w:val="000000"/>
-    </w:rPr>
   </w:style>
   <w:style w:type="character" w:customStyle="1" w:styleId="HeaderChar">
     <w:name w:val="Header Char"/>
@@ -1829,9 +1588,6 @@
       </w:tabs>
       <w:spacing w:after="0" w:line="240" w:lineRule="auto"/>
     </w:pPr>
-    <w:rPr>
-      <w:color w:val="000000"/>
-    </w:rPr>
   </w:style>
   <w:style w:type="character" w:customStyle="1" w:styleId="FooterChar">
     <w:name w:val="Footer Char"/>
@@ -1854,7 +1610,6 @@
     </w:pPr>
     <w:rPr>
       <w:rFonts w:eastAsiaTheme="minorEastAsia"/>
-      <w:color w:val="000000"/>
     </w:rPr>
   </w:style>
   <w:style w:type="paragraph" w:styleId="TOC3">
@@ -1871,7 +1626,6 @@
     </w:pPr>
     <w:rPr>
       <w:rFonts w:eastAsiaTheme="minorEastAsia"/>
-      <w:color w:val="000000"/>
     </w:rPr>
   </w:style>
   <w:style w:type="paragraph" w:styleId="TOC4">
@@ -1888,7 +1642,6 @@
     </w:pPr>
     <w:rPr>
       <w:rFonts w:eastAsiaTheme="minorEastAsia"/>
-      <w:color w:val="000000"/>
     </w:rPr>
   </w:style>
   <w:style w:type="paragraph" w:styleId="TOC5">
@@ -1905,7 +1658,6 @@
     </w:pPr>
     <w:rPr>
       <w:rFonts w:eastAsiaTheme="minorEastAsia"/>
-      <w:color w:val="000000"/>
     </w:rPr>
   </w:style>
   <w:style w:type="paragraph" w:styleId="TOC6">
@@ -1922,7 +1674,6 @@
     </w:pPr>
     <w:rPr>
       <w:rFonts w:eastAsiaTheme="minorEastAsia"/>
-      <w:color w:val="000000"/>
     </w:rPr>
   </w:style>
   <w:style w:type="paragraph" w:styleId="TOC7">
@@ -1939,7 +1690,6 @@
     </w:pPr>
     <w:rPr>
       <w:rFonts w:eastAsiaTheme="minorEastAsia"/>
-      <w:color w:val="000000"/>
     </w:rPr>
   </w:style>
   <w:style w:type="paragraph" w:styleId="TOC8">
@@ -1956,7 +1706,6 @@
     </w:pPr>
     <w:rPr>
       <w:rFonts w:eastAsiaTheme="minorEastAsia"/>
-      <w:color w:val="000000"/>
     </w:rPr>
   </w:style>
   <w:style w:type="paragraph" w:styleId="TOC9">
@@ -1973,7 +1722,6 @@
     </w:pPr>
     <w:rPr>
       <w:rFonts w:eastAsiaTheme="minorEastAsia"/>
-      <w:color w:val="000000"/>
     </w:rPr>
   </w:style>
   <w:style w:type="paragraph" w:styleId="TOCHeading">
@@ -1989,7 +1737,6 @@
       <w:outlineLvl w:val="9"/>
     </w:pPr>
     <w:rPr>
-      <w:color w:val="000000"/>
       <w:kern w:val="0"/>
       <w:sz w:val="32"/>
       <w:szCs w:val="32"/>
